--- a/Casos de Uso/CU-02 Registrar Queja, Reclamo, Denuncia o Sugerencia V1.0.docx
+++ b/Casos de Uso/CU-02 Registrar Queja, Reclamo, Denuncia o Sugerencia V1.0.docx
@@ -2123,7 +2123,13 @@
         <w:rPr>
           <w:lang w:val="es-ES"/>
         </w:rPr>
-        <w:t>b. Registro anónimo</w:t>
+        <w:t>b</w:t>
+      </w:r>
+      <w:r>
+        <w:rPr>
+          <w:lang w:val="es-ES"/>
+        </w:rPr>
+        <w:t>. Nombre completo</w:t>
       </w:r>
       <w:r>
         <w:rPr>
@@ -2141,7 +2147,13 @@
         <w:rPr>
           <w:lang w:val="es-ES"/>
         </w:rPr>
-        <w:t>c. Nombre completo</w:t>
+        <w:t>c</w:t>
+      </w:r>
+      <w:r>
+        <w:rPr>
+          <w:lang w:val="es-ES"/>
+        </w:rPr>
+        <w:t>. Correo electrónico</w:t>
       </w:r>
       <w:r>
         <w:rPr>
@@ -2159,7 +2171,13 @@
         <w:rPr>
           <w:lang w:val="es-ES"/>
         </w:rPr>
-        <w:t>d. Correo electrónico</w:t>
+        <w:t>d</w:t>
+      </w:r>
+      <w:r>
+        <w:rPr>
+          <w:lang w:val="es-ES"/>
+        </w:rPr>
+        <w:t>. Teléfono</w:t>
       </w:r>
       <w:r>
         <w:rPr>
@@ -2177,7 +2195,19 @@
         <w:rPr>
           <w:lang w:val="es-ES"/>
         </w:rPr>
-        <w:t>e. Teléfono</w:t>
+        <w:t>e</w:t>
+      </w:r>
+      <w:r>
+        <w:rPr>
+          <w:lang w:val="es-ES"/>
+        </w:rPr>
+        <w:t>. Sucursal</w:t>
+      </w:r>
+      <w:r>
+        <w:rPr>
+          <w:lang w:val="es-ES"/>
+        </w:rPr>
+        <w:t xml:space="preserve">                                         </w:t>
       </w:r>
       <w:r>
         <w:rPr>
@@ -2195,7 +2225,13 @@
         <w:rPr>
           <w:lang w:val="es-ES"/>
         </w:rPr>
-        <w:t>f. Sucursal</w:t>
+        <w:t>f</w:t>
+      </w:r>
+      <w:r>
+        <w:rPr>
+          <w:lang w:val="es-ES"/>
+        </w:rPr>
+        <w:t>. Número de pedido o factura</w:t>
       </w:r>
       <w:r>
         <w:rPr>
@@ -2213,7 +2249,13 @@
         <w:rPr>
           <w:lang w:val="es-ES"/>
         </w:rPr>
-        <w:t>g. Número de pedido o factura</w:t>
+        <w:t>g</w:t>
+      </w:r>
+      <w:r>
+        <w:rPr>
+          <w:lang w:val="es-ES"/>
+        </w:rPr>
+        <w:t>. Fecha y hora del incidente</w:t>
       </w:r>
       <w:r>
         <w:rPr>
@@ -2231,7 +2273,13 @@
         <w:rPr>
           <w:lang w:val="es-ES"/>
         </w:rPr>
-        <w:t>h. Fecha y hora del incidente</w:t>
+        <w:t>h</w:t>
+      </w:r>
+      <w:r>
+        <w:rPr>
+          <w:lang w:val="es-ES"/>
+        </w:rPr>
+        <w:t>. Categoría</w:t>
       </w:r>
       <w:r>
         <w:rPr>
@@ -2249,7 +2297,13 @@
         <w:rPr>
           <w:lang w:val="es-ES"/>
         </w:rPr>
-        <w:t>i. Categoría</w:t>
+        <w:t>i</w:t>
+      </w:r>
+      <w:r>
+        <w:rPr>
+          <w:lang w:val="es-ES"/>
+        </w:rPr>
+        <w:t>. Descripción</w:t>
       </w:r>
       <w:r>
         <w:rPr>
@@ -2267,7 +2321,13 @@
         <w:rPr>
           <w:lang w:val="es-ES"/>
         </w:rPr>
-        <w:t>j. Descripción</w:t>
+        <w:t>j</w:t>
+      </w:r>
+      <w:r>
+        <w:rPr>
+          <w:lang w:val="es-ES"/>
+        </w:rPr>
+        <w:t>. Evidencias</w:t>
       </w:r>
       <w:r>
         <w:rPr>
@@ -2285,25 +2345,13 @@
         <w:rPr>
           <w:lang w:val="es-ES"/>
         </w:rPr>
-        <w:t>k. Evidencias</w:t>
-      </w:r>
-      <w:r>
-        <w:rPr>
-          <w:lang w:val="es-ES"/>
-        </w:rPr>
-        <w:br/>
-      </w:r>
-      <w:r>
-        <w:rPr>
-          <w:lang w:val="es-ES"/>
-        </w:rPr>
-        <w:t xml:space="preserve">            </w:t>
-      </w:r>
-      <w:r>
-        <w:rPr>
-          <w:lang w:val="es-ES"/>
-        </w:rPr>
-        <w:t>l. Autorización de contacto</w:t>
+        <w:t>k</w:t>
+      </w:r>
+      <w:r>
+        <w:rPr>
+          <w:lang w:val="es-ES"/>
+        </w:rPr>
+        <w:t>. Autorización de contacto</w:t>
       </w:r>
     </w:p>
     <w:p>
@@ -2318,7 +2366,19 @@
         <w:rPr>
           <w:lang w:val="es-ES"/>
         </w:rPr>
-        <w:t xml:space="preserve">5. El sistema muestra una descripción breve de los tipos Queja, Reclamo, Denuncia y Sugerencia. </w:t>
+        <w:t xml:space="preserve">5. </w:t>
+      </w:r>
+      <w:r>
+        <w:rPr>
+          <w:lang w:val="es-ES"/>
+        </w:rPr>
+        <w:t>El sistema muestra los siguientes mensajes “Nuevo caso”,” Registrar queja, reclamo, denuncia o sugerencia”, “</w:t>
+      </w:r>
+      <w:r>
+        <w:rPr>
+          <w:lang w:val="es-ES"/>
+        </w:rPr>
+        <w:t xml:space="preserve">Completa los datos solicitados. Los campos marcados con </w:t>
       </w:r>
       <w:r>
         <w:rPr>
@@ -2326,7 +2386,25 @@
           <w:bCs/>
           <w:lang w:val="es-ES"/>
         </w:rPr>
-        <w:t>RN02.</w:t>
+        <w:t>*</w:t>
+      </w:r>
+      <w:r>
+        <w:rPr>
+          <w:lang w:val="es-ES"/>
+        </w:rPr>
+        <w:t xml:space="preserve"> son obligatorios</w:t>
+      </w:r>
+      <w:r>
+        <w:rPr>
+          <w:lang w:val="es-ES"/>
+        </w:rPr>
+        <w:t>.”</w:t>
+      </w:r>
+      <w:r>
+        <w:rPr>
+          <w:lang w:val="es-ES"/>
+        </w:rPr>
+        <w:t xml:space="preserve">, “ </w:t>
       </w:r>
     </w:p>
     <w:p>
@@ -2496,22 +2574,19 @@
           <w:lang w:val="es-ES"/>
         </w:rPr>
         <w:lastRenderedPageBreak/>
-        <w:t>12. El sistema habilita el botón “Registrar” cuando los campos obligatorios están completos.</w:t>
-      </w:r>
-    </w:p>
-    <w:p>
-      <w:pPr>
-        <w:spacing w:after="40" w:line="252" w:lineRule="auto"/>
-        <w:ind w:left="1440"/>
-        <w:rPr>
-          <w:lang w:val="es-ES"/>
-        </w:rPr>
-      </w:pPr>
-      <w:r>
-        <w:rPr>
-          <w:lang w:val="es-ES"/>
-        </w:rPr>
-        <w:t>13. El cliente selecciona el botón “Registrar”.</w:t>
+        <w:t>13. El cliente selecciona el botón “</w:t>
+      </w:r>
+      <w:r>
+        <w:rPr>
+          <w:lang w:val="es-ES"/>
+        </w:rPr>
+        <w:t>Revisar y continuar</w:t>
+      </w:r>
+      <w:r>
+        <w:rPr>
+          <w:lang w:val="es-ES"/>
+        </w:rPr>
+        <w:t>”.</w:t>
       </w:r>
     </w:p>
     <w:p>
@@ -8506,7 +8581,6 @@
   <w:style w:type="character" w:default="1" w:styleId="Fuentedeprrafopredeter">
     <w:name w:val="Default Paragraph Font"/>
     <w:uiPriority w:val="1"/>
-    <w:semiHidden/>
     <w:unhideWhenUsed/>
   </w:style>
   <w:style w:type="table" w:default="1" w:styleId="Tablanormal">
